--- a/Novo(a) Documento do Microsoft Word.docx
+++ b/Novo(a) Documento do Microsoft Word.docx
@@ -23,6 +23,19 @@
           <w:u w:val="single"/>
         </w:rPr>
         <w:t>Tudo bem, como vai?</w:t>
+      </w:r>
+    </w:p>
+    <w:p>
+      <w:pPr>
+        <w:rPr>
+          <w:u w:val="single"/>
+        </w:rPr>
+      </w:pPr>
+      <w:r>
+        <w:rPr>
+          <w:u w:val="single"/>
+        </w:rPr>
+        <w:t>qtvtv</w:t>
       </w:r>
     </w:p>
     <w:sectPr>
